--- a/word_reports/LP_0096_위치_274_Brenda Lee_10 Golden Year.docx
+++ b/word_reports/LP_0096_위치_274_Brenda Lee_10 Golden Year.docx
@@ -4,7 +4,7 @@
   <w:body>
     <w:p>
       <w:pPr>
-        <w:spacing w:after="280"/>
+        <w:spacing w:after="80"/>
       </w:pPr>
       <w:r>
         <w:rPr w:rFonts="맑은 고딕">
@@ -13,94 +13,47 @@
           <w:color w:val="1E3A8A"/>
           <w:sz w:val="30"/>
         </w:rPr>
-        <w:t>[274] Brenda Lee - 10 Golden Years</w:t>
+        <w:t>Brenda Lee (브렌다 리) - 10 Golden Years</w:t>
       </w:r>
     </w:p>
     <w:p>
       <w:pPr>
-        <w:spacing w:after="320"/>
+        <w:spacing w:after="240"/>
       </w:pPr>
       <w:r>
         <w:rPr w:rFonts="맑은 고딕">
           <w:rFonts w:ascii="맑은 고딕" w:hAnsi="맑은 고딕" w:eastAsia="맑은 고딕"/>
           <w:b/>
-          <w:sz w:val="20"/>
+          <w:color w:val="4B5563"/>
+          <w:sz w:val="22"/>
         </w:rPr>
-        <w:t>■ 위치 : 274</w:t>
-        <w:br/>
-      </w:r>
-      <w:r>
-        <w:rPr w:rFonts="맑은 고딕">
-          <w:rFonts w:ascii="맑은 고딕" w:hAnsi="맑은 고딕" w:eastAsia="맑은 고딕"/>
-          <w:b/>
-          <w:sz w:val="20"/>
-        </w:rPr>
-        <w:t>■ 아티스트 : Brenda Lee</w:t>
-        <w:br/>
-      </w:r>
-      <w:r>
-        <w:rPr w:rFonts="맑은 고딕">
-          <w:rFonts w:ascii="맑은 고딕" w:hAnsi="맑은 고딕" w:eastAsia="맑은 고딕"/>
-          <w:b/>
-          <w:sz w:val="20"/>
-        </w:rPr>
-        <w:t>■ 앨범명 : 10 Golden Years</w:t>
-        <w:br/>
-      </w:r>
-      <w:r>
-        <w:rPr w:rFonts="맑은 고딕">
-          <w:rFonts w:ascii="맑은 고딕" w:hAnsi="맑은 고딕" w:eastAsia="맑은 고딕"/>
-          <w:b w:val="0"/>
-          <w:sz w:val="20"/>
-        </w:rPr>
-        <w:t>■ 음반 레이블 : ** Decca Records</w:t>
-        <w:br/>
-      </w:r>
-      <w:r>
-        <w:rPr w:rFonts="맑은 고딕">
-          <w:rFonts w:ascii="맑은 고딕" w:hAnsi="맑은 고딕" w:eastAsia="맑은 고딕"/>
-          <w:b w:val="0"/>
-          <w:sz w:val="20"/>
-        </w:rPr>
-        <w:t>■ 발매년도 : ** 1966</w:t>
-        <w:br/>
-      </w:r>
-      <w:r>
-        <w:rPr w:rFonts="맑은 고딕">
-          <w:rFonts w:ascii="맑은 고딕" w:hAnsi="맑은 고딕" w:eastAsia="맑은 고딕"/>
-          <w:b w:val="0"/>
-          <w:sz w:val="20"/>
-        </w:rPr>
-        <w:t>■ 장르 : ** 컨트리 팝 (Country Pop), 트래디셔널 팝 (Traditional Pop), 록카빌리 (Rockabilly)</w:t>
-        <w:br/>
-      </w:r>
-      <w:r>
-        <w:rPr w:rFonts="맑은 고딕">
-          <w:rFonts w:ascii="맑은 고딕" w:hAnsi="맑은 고딕" w:eastAsia="맑은 고딕"/>
-          <w:b w:val="0"/>
-          <w:sz w:val="20"/>
-        </w:rPr>
-        <w:t>■ 주요 수록곡 : **</w:t>
-        <w:br/>
+        <w:t>위치 :  274</w:t>
       </w:r>
     </w:p>
     <w:p>
       <w:pPr>
-        <w:spacing w:after="160"/>
+        <w:spacing w:line="324" w:lineRule="auto" w:before="80" w:after="160"/>
       </w:pPr>
       <w:r>
         <w:rPr w:rFonts="맑은 고딕">
           <w:rFonts w:ascii="맑은 고딕" w:hAnsi="맑은 고딕" w:eastAsia="맑은 고딕"/>
           <w:b/>
           <w:color w:val="1F2937"/>
-          <w:sz w:val="24"/>
+          <w:sz w:val="22"/>
         </w:rPr>
-        <w:t>■ 음반 해설 및 감상 가이드</w:t>
+        <w:t xml:space="preserve">[음반 소개] </w:t>
+      </w:r>
+      <w:r>
+        <w:rPr w:rFonts="맑은 고딕">
+          <w:rFonts w:ascii="맑은 고딕" w:hAnsi="맑은 고딕" w:eastAsia="맑은 고딕"/>
+          <w:b w:val="0"/>
+          <w:sz w:val="21"/>
+        </w:rPr>
       </w:r>
     </w:p>
     <w:p>
       <w:pPr>
-        <w:spacing w:line="312" w:lineRule="auto" w:after="120"/>
+        <w:spacing w:line="324" w:lineRule="auto" w:after="120"/>
       </w:pPr>
       <w:r>
         <w:rPr w:rFonts="맑은 고딕">
@@ -108,64 +61,516 @@
           <w:b w:val="0"/>
           <w:sz w:val="21"/>
         </w:rPr>
-        <w:t>**</w:t>
+        <w:t>브렌다 리(Brenda Lee)가 건네는 목소리는 작은 체구를 잊게 할 만큼 깊고 웅장한 영혼의 울림을 품고 있습니다. 1950년대 후반부터 1960년대를 관통하며 팝과 컨트리, 로큰롤의 경계를 유려하게 넘나들었던 그녀의 찬란한 10년의 궤적이 바로 이 앨범에 오롯이 담겨 있습니다. '리틀 미스 다이너마이트'라는 수식어 뒤에 감춰진 섬세한 비장미와 청춘의 애수를 담은 이 음반은 아날로그 시대가 빚어낸 가장 찬연한 보컬의 정수를 증언합니다. 지나간 시절의 따스한 온기를 간직한 턴테이블의 바늘 끝에서 우리는 한 시대를 위로했던 불멸의 목소리를 다시금 마주하게 됩니다.</w:t>
       </w:r>
     </w:p>
     <w:p>
       <w:pPr>
-        <w:spacing w:line="312" w:lineRule="auto" w:after="120"/>
+        <w:spacing w:line="324" w:lineRule="auto" w:before="200" w:after="80"/>
       </w:pPr>
+      <w:r>
+        <w:rPr w:rFonts="맑은 고딕">
+          <w:rFonts w:ascii="맑은 고딕" w:hAnsi="맑은 고딕" w:eastAsia="맑은 고딕"/>
+          <w:b/>
+          <w:color w:val="1E3A8A"/>
+          <w:sz w:val="24"/>
+        </w:rPr>
+        <w:t>1. 음반 데이터</w:t>
+      </w:r>
+    </w:p>
+    <w:p>
+      <w:pPr>
+        <w:spacing w:line="324" w:lineRule="auto" w:after="80"/>
+      </w:pPr>
+      <w:r>
+        <w:rPr w:rFonts="맑은 고딕">
+          <w:rFonts w:ascii="맑은 고딕" w:hAnsi="맑은 고딕" w:eastAsia="맑은 고딕"/>
+          <w:b w:val="0"/>
+          <w:color w:val="6B7280"/>
+          <w:sz w:val="21"/>
+        </w:rPr>
+        <w:t xml:space="preserve">· </w:t>
+      </w:r>
+      <w:r>
+        <w:rPr w:rFonts="맑은 고딕">
+          <w:rFonts w:ascii="맑은 고딕" w:hAnsi="맑은 고딕" w:eastAsia="맑은 고딕"/>
+          <w:b/>
+          <w:color w:val="1F2937"/>
+          <w:sz w:val="21"/>
+        </w:rPr>
+        <w:t xml:space="preserve">앨범명: </w:t>
+      </w:r>
       <w:r>
         <w:rPr w:rFonts="맑은 고딕">
           <w:rFonts w:ascii="맑은 고딕" w:hAnsi="맑은 고딕" w:eastAsia="맑은 고딕"/>
           <w:b w:val="0"/>
           <w:sz w:val="21"/>
         </w:rPr>
-        <w:t>1966년 데카(Decca) 레이블을 통해 발매된 브렌다 리(Brenda Lee)의 《10 Golden Years》는 그녀가 음악계에 데뷔하여 팝과 컨트리 차트를 호령했던 첫 10년간의 찬란한 궤적을 압축한 고품격 베스트 음반입니다. '작은 거인(Little Miss Dynamite)'이라는 애칭으로 불리며 1960년대 미국 대중음악씬을 풍미했던 그녀는, 어린 나이가 믿기지 않는 거대한 성량과 깊은 감수성으로 전 세계 음악 팬들을 사로잡았습니다. 본 앨범은 브렌다 리가 명실상부한 세계적 슈퍼스타로 자리를 잡기까지의 최전성기 히트곡들을 한데 모아 그녀의 음악적 자취를 한눈에 조명합니다.</w:t>
+        <w:t>10 Golden Years</w:t>
       </w:r>
     </w:p>
     <w:p>
       <w:pPr>
-        <w:spacing w:line="312" w:lineRule="auto" w:after="120"/>
+        <w:spacing w:line="324" w:lineRule="auto" w:after="80"/>
       </w:pPr>
+      <w:r>
+        <w:rPr w:rFonts="맑은 고딕">
+          <w:rFonts w:ascii="맑은 고딕" w:hAnsi="맑은 고딕" w:eastAsia="맑은 고딕"/>
+          <w:b w:val="0"/>
+          <w:color w:val="6B7280"/>
+          <w:sz w:val="21"/>
+        </w:rPr>
+        <w:t xml:space="preserve">· </w:t>
+      </w:r>
+      <w:r>
+        <w:rPr w:rFonts="맑은 고딕">
+          <w:rFonts w:ascii="맑은 고딕" w:hAnsi="맑은 고딕" w:eastAsia="맑은 고딕"/>
+          <w:b/>
+          <w:color w:val="1F2937"/>
+          <w:sz w:val="21"/>
+        </w:rPr>
+        <w:t xml:space="preserve">아티스트: </w:t>
+      </w:r>
       <w:r>
         <w:rPr w:rFonts="맑은 고딕">
           <w:rFonts w:ascii="맑은 고딕" w:hAnsi="맑은 고딕" w:eastAsia="맑은 고딕"/>
           <w:b w:val="0"/>
           <w:sz w:val="21"/>
         </w:rPr>
-        <w:t>이 음반의 가장 큰 가치는 1950년대 말의 열기 넘치는 록카빌리 사운드부터 1960년대 초중반을 수놓은 우아하고 성숙한 나시빌 사운드(Nashville Sound)로의 진화를 완벽하게 담아냈다는 점에 있습니다. 명프로듀서 오언 브래들리(Owen Bradley)의 세련된 편곡 아래, 브렌다 리의 보컬은 현악 세션 및 백코러스와 완벽한 조화를 이룹니다. 그녀의 목소리는 파워풀한 록의 에너지와 가슴을 비집고 들어오는 블루지한 감성, 그리고 민감한 팝적 감수성을 모두 내포하고 있어 청자에게 강렬한 울림을 선사합니다.</w:t>
+        <w:t>Brenda Lee (브렌다 리)</w:t>
       </w:r>
     </w:p>
     <w:p>
       <w:pPr>
-        <w:spacing w:line="312" w:lineRule="auto" w:after="120"/>
+        <w:spacing w:line="324" w:lineRule="auto" w:after="80"/>
       </w:pPr>
+      <w:r>
+        <w:rPr w:rFonts="맑은 고딕">
+          <w:rFonts w:ascii="맑은 고딕" w:hAnsi="맑은 고딕" w:eastAsia="맑은 고딕"/>
+          <w:b w:val="0"/>
+          <w:color w:val="6B7280"/>
+          <w:sz w:val="21"/>
+        </w:rPr>
+        <w:t xml:space="preserve">· </w:t>
+      </w:r>
+      <w:r>
+        <w:rPr w:rFonts="맑은 고딕">
+          <w:rFonts w:ascii="맑은 고딕" w:hAnsi="맑은 고딕" w:eastAsia="맑은 고딕"/>
+          <w:b/>
+          <w:color w:val="1F2937"/>
+          <w:sz w:val="21"/>
+        </w:rPr>
+        <w:t xml:space="preserve">발매 정보: </w:t>
+      </w:r>
       <w:r>
         <w:rPr w:rFonts="맑은 고딕">
           <w:rFonts w:ascii="맑은 고딕" w:hAnsi="맑은 고딕" w:eastAsia="맑은 고딕"/>
           <w:b w:val="0"/>
           <w:sz w:val="21"/>
         </w:rPr>
-        <w:t>음악적으로 음반을 대표하는 트랙은 단연 세계적인 대히트를 기록한 "I'm Sorry"입니다. 이 곡은 어리고 호소력 짙은 보컬과 내레이션이 결합하여 팝 발라드의 스탠다드를 제시한 명곡입니다. 반면 "Sweet Nothin's"에서는 초기 록카빌리 시절의 통쾌하고 그루브 넘치는 그녀의 진가를 느낄 수 있으며, "All Alone Am I"와 "Break It to Me Gently"에서는 애절하면서도 절제된 가창력으로 극적인 감정을 고조시킵니다. 또한 "Jambalaya"와 같은 트랙을 통해 컨트리와 업템포 팝을 넘나드는 스펙트럼 넓은 해석력을 보여줍니다.</w:t>
+        <w:t>1966년 세계적인 음반 명가 데카(Decca Records)를 통해 발매된 컴필레이션 앨범으로, 1956년 데뷔 이후 팝 음악계를 뒤흔든 브렌다 리의 황금기 10년을 총결산하는 기념비적인 역사적 성격을 지니고 있습니다.</w:t>
       </w:r>
     </w:p>
     <w:p>
       <w:pPr>
-        <w:spacing w:line="312" w:lineRule="auto" w:after="120"/>
+        <w:spacing w:line="324" w:lineRule="auto" w:after="80"/>
       </w:pPr>
+      <w:r>
+        <w:rPr w:rFonts="맑은 고딕">
+          <w:rFonts w:ascii="맑은 고딕" w:hAnsi="맑은 고딕" w:eastAsia="맑은 고딕"/>
+          <w:b w:val="0"/>
+          <w:color w:val="6B7280"/>
+          <w:sz w:val="21"/>
+        </w:rPr>
+        <w:t xml:space="preserve">· </w:t>
+      </w:r>
+      <w:r>
+        <w:rPr w:rFonts="맑은 고딕">
+          <w:rFonts w:ascii="맑은 고딕" w:hAnsi="맑은 고딕" w:eastAsia="맑은 고딕"/>
+          <w:b/>
+          <w:color w:val="1F2937"/>
+          <w:sz w:val="21"/>
+        </w:rPr>
+        <w:t xml:space="preserve">LP 인기도(판매량): </w:t>
+      </w:r>
       <w:r>
         <w:rPr w:rFonts="맑은 고딕">
           <w:rFonts w:ascii="맑은 고딕" w:hAnsi="맑은 고딕" w:eastAsia="맑은 고딕"/>
           <w:b w:val="0"/>
           <w:sz w:val="21"/>
         </w:rPr>
-        <w:t>《10 Golden Years》 LP는 단순한 히트곡 모음집을 넘어, 여성 아티스트로서 팝과 컨트리 장르의 경계를 허물고 시대를 선도했던 브렌다 리의 거대한 존재감을 증명하는 음반입니다. 따뜻하고 풍부한 아날로그 LP 질감을 통해 전해지는 그녀의 호소력 짙은 음성은, 듣는 이로 하여금 1960년대 미국 팝 음악의 가장 찬란했던 황금기로 떠나는 감성적인 음악 여행을 경험하게 해줄 것입니다.</w:t>
+        <w:t>발매 당시 빌보드 톱 LP 차트에 진입하여 꾸준한 롱셀러를 기록하였으며, 1960년대 초반 엘비스 프레슬리, 비틀스와 어깨를 나란히 하며 빌보드 차트를 호령했던 그녀의 압도적인 대중적 위상과 상업적 파급력을 여실히 증명한 명반입니다.</w:t>
+      </w:r>
+    </w:p>
+    <w:p>
+      <w:pPr>
+        <w:spacing w:line="324" w:lineRule="auto" w:after="80"/>
+      </w:pPr>
+      <w:r>
+        <w:rPr w:rFonts="맑은 고딕">
+          <w:rFonts w:ascii="맑은 고딕" w:hAnsi="맑은 고딕" w:eastAsia="맑은 고딕"/>
+          <w:b w:val="0"/>
+          <w:color w:val="6B7280"/>
+          <w:sz w:val="21"/>
+        </w:rPr>
+        <w:t xml:space="preserve">· </w:t>
+      </w:r>
+      <w:r>
+        <w:rPr w:rFonts="맑은 고딕">
+          <w:rFonts w:ascii="맑은 고딕" w:hAnsi="맑은 고딕" w:eastAsia="맑은 고딕"/>
+          <w:b/>
+          <w:color w:val="1F2937"/>
+          <w:sz w:val="21"/>
+        </w:rPr>
+        <w:t xml:space="preserve">각종 수상경력: </w:t>
+      </w:r>
+      <w:r>
+        <w:rPr w:rFonts="맑은 고딕">
+          <w:rFonts w:ascii="맑은 고딕" w:hAnsi="맑은 고딕" w:eastAsia="맑은 고딕"/>
+          <w:b w:val="0"/>
+          <w:sz w:val="21"/>
+        </w:rPr>
+        <w:t>그래미 평생공로상(Grammy Lifetime Achievement Award)을 수상하였으며, 로큰롤 명예의 전당(Rock and Roll Hall of Fame)과 컨트리 음악 명예의 전당(Country Music Hall of Fame)에 동시 헌액되는 등 음악계의 최고 권위를 두루 공인받았습니다.</w:t>
+      </w:r>
+    </w:p>
+    <w:p>
+      <w:pPr>
+        <w:spacing w:line="324" w:lineRule="auto" w:before="200" w:after="80"/>
+      </w:pPr>
+      <w:r>
+        <w:rPr w:rFonts="맑은 고딕">
+          <w:rFonts w:ascii="맑은 고딕" w:hAnsi="맑은 고딕" w:eastAsia="맑은 고딕"/>
+          <w:b/>
+          <w:color w:val="1E3A8A"/>
+          <w:sz w:val="24"/>
+        </w:rPr>
+        <w:t>2. 아티스트 정보</w:t>
+      </w:r>
+    </w:p>
+    <w:p>
+      <w:pPr>
+        <w:spacing w:line="324" w:lineRule="auto" w:after="80"/>
+      </w:pPr>
+      <w:r>
+        <w:rPr w:rFonts="맑은 고딕">
+          <w:rFonts w:ascii="맑은 고딕" w:hAnsi="맑은 고딕" w:eastAsia="맑은 고딕"/>
+          <w:b w:val="0"/>
+          <w:color w:val="6B7280"/>
+          <w:sz w:val="21"/>
+        </w:rPr>
+        <w:t xml:space="preserve">· </w:t>
+      </w:r>
+      <w:r>
+        <w:rPr w:rFonts="맑은 고딕">
+          <w:rFonts w:ascii="맑은 고딕" w:hAnsi="맑은 고딕" w:eastAsia="맑은 고딕"/>
+          <w:b/>
+          <w:color w:val="1F2937"/>
+          <w:sz w:val="21"/>
+        </w:rPr>
+        <w:t xml:space="preserve">국적: </w:t>
+      </w:r>
+      <w:r>
+        <w:rPr w:rFonts="맑은 고딕">
+          <w:rFonts w:ascii="맑은 고딕" w:hAnsi="맑은 고딕" w:eastAsia="맑은 고딕"/>
+          <w:b w:val="0"/>
+          <w:sz w:val="21"/>
+        </w:rPr>
+        <w:t>미국 (United States)</w:t>
+      </w:r>
+    </w:p>
+    <w:p>
+      <w:pPr>
+        <w:spacing w:line="324" w:lineRule="auto" w:after="80"/>
+      </w:pPr>
+      <w:r>
+        <w:rPr w:rFonts="맑은 고딕">
+          <w:rFonts w:ascii="맑은 고딕" w:hAnsi="맑은 고딕" w:eastAsia="맑은 고딕"/>
+          <w:b w:val="0"/>
+          <w:color w:val="6B7280"/>
+          <w:sz w:val="21"/>
+        </w:rPr>
+        <w:t xml:space="preserve">· </w:t>
+      </w:r>
+      <w:r>
+        <w:rPr w:rFonts="맑은 고딕">
+          <w:rFonts w:ascii="맑은 고딕" w:hAnsi="맑은 고딕" w:eastAsia="맑은 고딕"/>
+          <w:b/>
+          <w:color w:val="1F2937"/>
+          <w:sz w:val="21"/>
+        </w:rPr>
+        <w:t xml:space="preserve">생몰년도: </w:t>
+      </w:r>
+      <w:r>
+        <w:rPr w:rFonts="맑은 고딕">
+          <w:rFonts w:ascii="맑은 고딕" w:hAnsi="맑은 고딕" w:eastAsia="맑은 고딕"/>
+          <w:b w:val="0"/>
+          <w:sz w:val="21"/>
+        </w:rPr>
+        <w:t>1944년 12월 11일 ~ 현재</w:t>
+      </w:r>
+    </w:p>
+    <w:p>
+      <w:pPr>
+        <w:spacing w:line="324" w:lineRule="auto" w:after="80"/>
+      </w:pPr>
+      <w:r>
+        <w:rPr w:rFonts="맑은 고딕">
+          <w:rFonts w:ascii="맑은 고딕" w:hAnsi="맑은 고딕" w:eastAsia="맑은 고딕"/>
+          <w:b w:val="0"/>
+          <w:color w:val="6B7280"/>
+          <w:sz w:val="21"/>
+        </w:rPr>
+        <w:t xml:space="preserve">· </w:t>
+      </w:r>
+      <w:r>
+        <w:rPr w:rFonts="맑은 고딕">
+          <w:rFonts w:ascii="맑은 고딕" w:hAnsi="맑은 고딕" w:eastAsia="맑은 고딕"/>
+          <w:b/>
+          <w:color w:val="1F2937"/>
+          <w:sz w:val="21"/>
+        </w:rPr>
+        <w:t xml:space="preserve">그룹 소속: </w:t>
+      </w:r>
+      <w:r>
+        <w:rPr w:rFonts="맑은 고딕">
+          <w:rFonts w:ascii="맑은 고딕" w:hAnsi="맑은 고딕" w:eastAsia="맑은 고딕"/>
+          <w:b w:val="0"/>
+          <w:sz w:val="21"/>
+        </w:rPr>
+        <w:t>솔로 (Solo)</w:t>
+      </w:r>
+    </w:p>
+    <w:p>
+      <w:pPr>
+        <w:spacing w:line="324" w:lineRule="auto" w:after="80"/>
+      </w:pPr>
+      <w:r>
+        <w:rPr w:rFonts="맑은 고딕">
+          <w:rFonts w:ascii="맑은 고딕" w:hAnsi="맑은 고딕" w:eastAsia="맑은 고딕"/>
+          <w:b w:val="0"/>
+          <w:color w:val="6B7280"/>
+          <w:sz w:val="21"/>
+        </w:rPr>
+        <w:t xml:space="preserve">· </w:t>
+      </w:r>
+      <w:r>
+        <w:rPr w:rFonts="맑은 고딕">
+          <w:rFonts w:ascii="맑은 고딕" w:hAnsi="맑은 고딕" w:eastAsia="맑은 고딕"/>
+          <w:b/>
+          <w:color w:val="1F2937"/>
+          <w:sz w:val="21"/>
+        </w:rPr>
+        <w:t xml:space="preserve">아티스트 소개: </w:t>
+      </w:r>
+      <w:r>
+        <w:rPr w:rFonts="맑은 고딕">
+          <w:rFonts w:ascii="맑은 고딕" w:hAnsi="맑은 고딕" w:eastAsia="맑은 고딕"/>
+          <w:b w:val="0"/>
+          <w:sz w:val="21"/>
+        </w:rPr>
+        <w:t>브렌다 리는 어린 나이에 이미 성숙한 흉성과 폭발적인 성량, 짙은 감수성을 겸비하여 전 세계를 전율케 한 독보적인 보컬리스트입니다. 로커빌리의 다이내믹한 에너지와 내슈빌 사운드의 서정성을 완벽하게 융합하며 현대 여성 팝 보컬의 표현 영역을 개척한 팝 역사의 거목입니다.</w:t>
+      </w:r>
+    </w:p>
+    <w:p>
+      <w:pPr>
+        <w:spacing w:line="324" w:lineRule="auto" w:before="200" w:after="80"/>
+      </w:pPr>
+      <w:r>
+        <w:rPr w:rFonts="맑은 고딕">
+          <w:rFonts w:ascii="맑은 고딕" w:hAnsi="맑은 고딕" w:eastAsia="맑은 고딕"/>
+          <w:b/>
+          <w:color w:val="1E3A8A"/>
+          <w:sz w:val="24"/>
+        </w:rPr>
+        <w:t>3. 음반 상세 분석</w:t>
+      </w:r>
+    </w:p>
+    <w:p>
+      <w:pPr>
+        <w:spacing w:line="324" w:lineRule="auto" w:after="80"/>
+      </w:pPr>
+      <w:r>
+        <w:rPr w:rFonts="맑은 고딕">
+          <w:rFonts w:ascii="맑은 고딕" w:hAnsi="맑은 고딕" w:eastAsia="맑은 고딕"/>
+          <w:b w:val="0"/>
+          <w:color w:val="6B7280"/>
+          <w:sz w:val="21"/>
+        </w:rPr>
+        <w:t xml:space="preserve">· </w:t>
+      </w:r>
+      <w:r>
+        <w:rPr w:rFonts="맑은 고딕">
+          <w:rFonts w:ascii="맑은 고딕" w:hAnsi="맑은 고딕" w:eastAsia="맑은 고딕"/>
+          <w:b/>
+          <w:color w:val="1F2937"/>
+          <w:sz w:val="21"/>
+        </w:rPr>
+        <w:t xml:space="preserve">역사적 위치: </w:t>
+      </w:r>
+      <w:r>
+        <w:rPr w:rFonts="맑은 고딕">
+          <w:rFonts w:ascii="맑은 고딕" w:hAnsi="맑은 고딕" w:eastAsia="맑은 고딕"/>
+          <w:b w:val="0"/>
+          <w:sz w:val="21"/>
+        </w:rPr>
+        <w:t>본 앨범은 1950~60년대 미국 대중음악이 로큰롤의 태동기에서 세련된 팝 오케스트레이션으로 이행하던 변혁기의 미학을 가장 우아하게 집대성한 걸작입니다. 한 명의 가수가 로큰롤, 틴 팝, 서정적인 어덜트 컨템포러리 발라드를 아우르며 달성한 음악적 성취는 팝 음악사에서 유례를 찾기 힘든 높은 완성도를 자랑합니다.</w:t>
+      </w:r>
+    </w:p>
+    <w:p>
+      <w:pPr>
+        <w:spacing w:line="324" w:lineRule="auto" w:after="80"/>
+      </w:pPr>
+      <w:r>
+        <w:rPr w:rFonts="맑은 고딕">
+          <w:rFonts w:ascii="맑은 고딕" w:hAnsi="맑은 고딕" w:eastAsia="맑은 고딕"/>
+          <w:b w:val="0"/>
+          <w:color w:val="6B7280"/>
+          <w:sz w:val="21"/>
+        </w:rPr>
+        <w:t xml:space="preserve">· </w:t>
+      </w:r>
+      <w:r>
+        <w:rPr w:rFonts="맑은 고딕">
+          <w:rFonts w:ascii="맑은 고딕" w:hAnsi="맑은 고딕" w:eastAsia="맑은 고딕"/>
+          <w:b/>
+          <w:color w:val="1F2937"/>
+          <w:sz w:val="21"/>
+        </w:rPr>
+        <w:t xml:space="preserve">시대의 흔적(스토리텔링): </w:t>
+      </w:r>
+      <w:r>
+        <w:rPr w:rFonts="맑은 고딕">
+          <w:rFonts w:ascii="맑은 고딕" w:hAnsi="맑은 고딕" w:eastAsia="맑은 고딕"/>
+          <w:b w:val="0"/>
+          <w:sz w:val="21"/>
+        </w:rPr>
+        <w:t>1960년대 라디오 전파와 주크박스를 타고 흐르던 그녀의 절절한 절규와 속삭임은 전후의 풍요 속에서도 고독과 실연의 아픔을 겪던 수많은 젊은이들에게 구원의 멜로디였습니다. LP의 그루브마다 아로새겨진 선율은 빛바랜 흑백 사진 속 청춘들이 품었던 낭만과 순수의 숨결을 생생하게 되살려냅니다.</w:t>
+      </w:r>
+    </w:p>
+    <w:p>
+      <w:pPr>
+        <w:spacing w:line="324" w:lineRule="auto" w:before="200" w:after="80"/>
+      </w:pPr>
+      <w:r>
+        <w:rPr w:rFonts="맑은 고딕">
+          <w:rFonts w:ascii="맑은 고딕" w:hAnsi="맑은 고딕" w:eastAsia="맑은 고딕"/>
+          <w:b/>
+          <w:color w:val="1E3A8A"/>
+          <w:sz w:val="24"/>
+        </w:rPr>
+        <w:t>4. 주요 수록곡 및 감상 제언</w:t>
+      </w:r>
+    </w:p>
+    <w:p>
+      <w:pPr>
+        <w:spacing w:line="324" w:lineRule="auto" w:after="80"/>
+      </w:pPr>
+      <w:r>
+        <w:rPr w:rFonts="맑은 고딕">
+          <w:rFonts w:ascii="맑은 고딕" w:hAnsi="맑은 고딕" w:eastAsia="맑은 고딕"/>
+          <w:b w:val="0"/>
+          <w:color w:val="6B7280"/>
+          <w:sz w:val="21"/>
+        </w:rPr>
+        <w:t xml:space="preserve">· </w:t>
+      </w:r>
+      <w:r>
+        <w:rPr w:rFonts="맑은 고딕">
+          <w:rFonts w:ascii="맑은 고딕" w:hAnsi="맑은 고딕" w:eastAsia="맑은 고딕"/>
+          <w:b/>
+          <w:color w:val="1F2937"/>
+          <w:sz w:val="21"/>
+        </w:rPr>
+        <w:t xml:space="preserve">주요 수록곡 특징: </w:t>
+      </w:r>
+      <w:r>
+        <w:rPr w:rFonts="맑은 고딕">
+          <w:rFonts w:ascii="맑은 고딕" w:hAnsi="맑은 고딕" w:eastAsia="맑은 고딕"/>
+          <w:b w:val="0"/>
+          <w:sz w:val="21"/>
+        </w:rPr>
+        <w:t>빌보드 핫 100 1위를 기록하며 세기의 이별 명곡으로 자리매김한 "I'm Sorry"의 애절한 독백과 절제된 비브라토, 초기 로커빌리의 재기발랄함이 돋보이는 "Sweet Nothin's", 그리고 유려한 스트링 편곡 위로 고독을 노래하는 "All Alone Am I"에 이르기까지 서정미의 극치를 보여주는 명곡들이 즐비합니다.</w:t>
+      </w:r>
+    </w:p>
+    <w:p>
+      <w:pPr>
+        <w:spacing w:line="324" w:lineRule="auto" w:after="80"/>
+      </w:pPr>
+      <w:r>
+        <w:rPr w:rFonts="맑은 고딕">
+          <w:rFonts w:ascii="맑은 고딕" w:hAnsi="맑은 고딕" w:eastAsia="맑은 고딕"/>
+          <w:b w:val="0"/>
+          <w:color w:val="6B7280"/>
+          <w:sz w:val="21"/>
+        </w:rPr>
+        <w:t xml:space="preserve">· </w:t>
+      </w:r>
+      <w:r>
+        <w:rPr w:rFonts="맑은 고딕">
+          <w:rFonts w:ascii="맑은 고딕" w:hAnsi="맑은 고딕" w:eastAsia="맑은 고딕"/>
+          <w:b/>
+          <w:color w:val="1F2937"/>
+          <w:sz w:val="21"/>
+        </w:rPr>
+        <w:t xml:space="preserve">빈티지 감상 제언: </w:t>
+      </w:r>
+      <w:r>
+        <w:rPr w:rFonts="맑은 고딕">
+          <w:rFonts w:ascii="맑은 고딕" w:hAnsi="맑은 고딕" w:eastAsia="맑은 고딕"/>
+          <w:b w:val="0"/>
+          <w:sz w:val="21"/>
+        </w:rPr>
+        <w:t>진공관 앰프의 부드러운 배음과 턴테이블 카트리지가 긁어내는 온화한 마찰음 속에서 브렌다 리의 보컬은 한층 더 농밀한 육성(肉聲)의 질감으로 피어납니다. 데카 오리지널 프레싱 특유의 두터운 중저역과 정갈한 현악 오케스트레이션의 공간감은 디지털 음원으로는 결코 도달할 수 없는 아날로그의 품격을 선사합니다.</w:t>
+      </w:r>
+    </w:p>
+    <w:p>
+      <w:pPr>
+        <w:spacing w:line="324" w:lineRule="auto" w:after="80"/>
+      </w:pPr>
+      <w:r>
+        <w:rPr w:rFonts="맑은 고딕">
+          <w:rFonts w:ascii="맑은 고딕" w:hAnsi="맑은 고딕" w:eastAsia="맑은 고딕"/>
+          <w:b w:val="0"/>
+          <w:color w:val="6B7280"/>
+          <w:sz w:val="21"/>
+        </w:rPr>
+        <w:t xml:space="preserve">· </w:t>
+      </w:r>
+      <w:r>
+        <w:rPr w:rFonts="맑은 고딕">
+          <w:rFonts w:ascii="맑은 고딕" w:hAnsi="맑은 고딕" w:eastAsia="맑은 고딕"/>
+          <w:b/>
+          <w:color w:val="1F2937"/>
+          <w:sz w:val="21"/>
+        </w:rPr>
+        <w:t xml:space="preserve">소장 가치: </w:t>
+      </w:r>
+      <w:r>
+        <w:rPr w:rFonts="맑은 고딕">
+          <w:rFonts w:ascii="맑은 고딕" w:hAnsi="맑은 고딕" w:eastAsia="맑은 고딕"/>
+          <w:b w:val="0"/>
+          <w:sz w:val="21"/>
+        </w:rPr>
+        <w:t>팝 보컬의 전성기를 이끌었던 디바의 대표곡들을 최상의 아날로그 사운드로 온전히 조우할 수 있는 앨범으로, 시대를 초월한 명곡의 오리지널리티를 간직하고자 하는 정통 LP 컬렉터라면 필히 턴테이블 곁에 두어야 할 음반입니다.</w:t>
+      </w:r>
+    </w:p>
+    <w:p>
+      <w:pPr>
+        <w:spacing w:line="324" w:lineRule="auto" w:after="120" w:before="160"/>
+      </w:pPr>
+      <w:r>
+        <w:rPr w:rFonts="맑은 고딕">
+          <w:rFonts w:ascii="맑은 고딕" w:hAnsi="맑은 고딕" w:eastAsia="맑은 고딕"/>
+          <w:b/>
+          <w:color w:val="4338CA"/>
+          <w:sz w:val="21"/>
+        </w:rPr>
+        <w:t>이 음반을 통해 반세기 전 브렌다 리의 순수한 열정과 서정이 아날로그 그루브를 타고 전해주는 감동을 다시 한번 경험해 보시는 것은 어떨까요?</w:t>
       </w:r>
     </w:p>
     <w:sectPr>
       <w:pgSz w:w="12240" w:h="15840"/>
-      <w:pgMar w:top="1440" w:right="1440" w:bottom="1440" w:left="1440" w:header="720" w:footer="720" w:gutter="0"/>
+      <w:pgMar w:top="1152" w:right="1296" w:bottom="1152" w:left="1296" w:header="720" w:footer="720" w:gutter="0"/>
       <w:cols w:space="720"/>
       <w:docGrid w:linePitch="360"/>
     </w:sectPr>

--- a/word_reports/LP_0096_위치_274_Brenda Lee_10 Golden Year.docx
+++ b/word_reports/LP_0096_위치_274_Brenda Lee_10 Golden Year.docx
@@ -32,7 +32,7 @@
     </w:p>
     <w:p>
       <w:pPr>
-        <w:spacing w:line="324" w:lineRule="auto" w:before="80" w:after="160"/>
+        <w:spacing w:line="324" w:lineRule="auto" w:before="80" w:after="120"/>
       </w:pPr>
       <w:r>
         <w:rPr w:rFonts="맑은 고딕">
@@ -42,13 +42,6 @@
           <w:sz w:val="22"/>
         </w:rPr>
         <w:t xml:space="preserve">[음반 소개] </w:t>
-      </w:r>
-      <w:r>
-        <w:rPr w:rFonts="맑은 고딕">
-          <w:rFonts w:ascii="맑은 고딕" w:hAnsi="맑은 고딕" w:eastAsia="맑은 고딕"/>
-          <w:b w:val="0"/>
-          <w:sz w:val="21"/>
-        </w:rPr>
       </w:r>
     </w:p>
     <w:p>
@@ -61,7 +54,33 @@
           <w:b w:val="0"/>
           <w:sz w:val="21"/>
         </w:rPr>
-        <w:t>브렌다 리(Brenda Lee)가 건네는 목소리는 작은 체구를 잊게 할 만큼 깊고 웅장한 영혼의 울림을 품고 있습니다. 1950년대 후반부터 1960년대를 관통하며 팝과 컨트리, 로큰롤의 경계를 유려하게 넘나들었던 그녀의 찬란한 10년의 궤적이 바로 이 앨범에 오롯이 담겨 있습니다. '리틀 미스 다이너마이트'라는 수식어 뒤에 감춰진 섬세한 비장미와 청춘의 애수를 담은 이 음반은 아날로그 시대가 빚어낸 가장 찬연한 보컬의 정수를 증언합니다. 지나간 시절의 따스한 온기를 간직한 턴테이블의 바늘 끝에서 우리는 한 시대를 위로했던 불멸의 목소리를 다시금 마주하게 됩니다.</w:t>
+        <w:t>1950년대 후반부터 1960년대를 관통하며 미국 팝과 컨트리, 그리고 로큰롤의 여명기를 눈부시게 수놓았던 브렌다 리(Brenda Lee)는 대중음악사에서 가장 독보적인 아우라를 지닌 보컬리스트 중 한 명입니다. 불과 145cm 남짓한 가냘픈 체구에서 터져 나오는 폭발적인 성량과 농밀한 감정선 덕분에 '리틀 미스 다이너마이트(Little Miss Dynamite)'라는 찬사를 얻었던 그녀는, 10대 초반의 어린 나이에 이미 인생의 비애와 회한을 통달한 듯한 원숙한 음색으로 전 세계 청자들의 심금을 울렸습니다. 1966년 데카(Decca) 레이블을 통해 발매된 본작 《10 Golden Years》는 제목 그대로 브렌다 리가 프로 무대에 혜성처럼 등장하여 팝 음악계의 정점에 군림했던 눈부신 10년의 세월을 온전히 응축해 낸 기념비적인 앤솔러지 음반입니다.</w:t>
+      </w:r>
+    </w:p>
+    <w:p>
+      <w:pPr>
+        <w:spacing w:line="324" w:lineRule="auto" w:after="120"/>
+      </w:pPr>
+      <w:r>
+        <w:rPr w:rFonts="맑은 고딕">
+          <w:rFonts w:ascii="맑은 고딕" w:hAnsi="맑은 고딕" w:eastAsia="맑은 고딕"/>
+          <w:b w:val="0"/>
+          <w:sz w:val="21"/>
+        </w:rPr>
+        <w:t>이 음반은 단순한 히트곡의 나열을 넘어, 당대 대중음악의 패러다임이 스탠더드 팝에서 초기 로큰롤과 세련된 내슈빌 사운드(Nashville Sound)로 진화해 가던 결정적 궤적을 고스란히 담아내고 있습니다. 전설적인 프로듀서 오웬 브래들리(Owen Bradley)의 지휘 아래 직조된 풍성하고 우아한 현악 오케스트레이션과 코러스는 브렌다 리의 거칠면서도 애절한 보이스와 절묘한 조화를 이룹니다. 소녀의 순수함과 성숙한 여인의 고독이 공존하는 그녀의 보컬은 인종과 장르, 세대의 경계를 허물며 흑인 R&amp;B 차트와 백인 팝 차트 모두를 석권하는 기적 같은 성과를 이루어냈으며, 비틀스와 엘비스 프레슬리마저 경외를 표했던 독보적인 보컬 미학의 정수를 드러냅니다.</w:t>
+      </w:r>
+    </w:p>
+    <w:p>
+      <w:pPr>
+        <w:spacing w:line="324" w:lineRule="auto" w:after="120"/>
+      </w:pPr>
+      <w:r>
+        <w:rPr w:rFonts="맑은 고딕">
+          <w:rFonts w:ascii="맑은 고딕" w:hAnsi="맑은 고딕" w:eastAsia="맑은 고딕"/>
+          <w:b w:val="0"/>
+          <w:sz w:val="21"/>
+        </w:rPr>
+        <w:t>《10 Golden Years》에 아로새겨진 선율들은 반세기가 훌쩍 넘은 오늘날에도 여전히 퇴색되지 않는 진한 서정적 잔향을 뿜어냅니다. 슬픔을 억누르듯 읊조리다 일순간 격정적으로 토해내는 그녀의 프레이징은 사랑의 환희와 상실의 아픔을 겪어낸 모든 인간의 보편적 영혼을 어루만집니다. 디지털 음원에서는 결코 온전히 체감할 수 없는, 릴 테이프와 진공관 콘솔을 거쳐 비닐(Vinyl)의 소리골 속에 새겨진 이 찬란한 기록은 아날로그 황금기가 빚어낸 가장 찬연하고 아름다운 음악적 유산으로 평가받아 마땅합니다.</w:t>
       </w:r>
     </w:p>
     <w:p>
@@ -168,7 +187,7 @@
           <w:b w:val="0"/>
           <w:sz w:val="21"/>
         </w:rPr>
-        <w:t>1966년 세계적인 음반 명가 데카(Decca Records)를 통해 발매된 컴필레이션 앨범으로, 1956년 데뷔 이후 팝 음악계를 뒤흔든 브렌다 리의 황금기 10년을 총결산하는 기념비적인 역사적 성격을 지니고 있습니다.</w:t>
+        <w:t>1966년 미국 데카(Decca Records) 레이블을 통해 발매된 컴필레이션 음반으로, 1956년 데뷔 이후 정확히 10주년을 맞이하여 그녀의 가장 빛나는 전성기 트랙들을 엄선하여 발매된 역사적 컬렉션입니다.</w:t>
       </w:r>
     </w:p>
     <w:p>
@@ -199,7 +218,7 @@
           <w:b w:val="0"/>
           <w:sz w:val="21"/>
         </w:rPr>
-        <w:t>발매 당시 빌보드 톱 LP 차트에 진입하여 꾸준한 롱셀러를 기록하였으며, 1960년대 초반 엘비스 프레슬리, 비틀스와 어깨를 나란히 하며 빌보드 차트를 호령했던 그녀의 압도적인 대중적 위상과 상업적 파급력을 여실히 증명한 명반입니다.</w:t>
+        <w:t>발매 직후 빌보드 톱 LP 차트에 진입하여 장기간 머물렀으며, 골드 레코드(RIAA)를 달성한 명곡들이 대거 수록되어 미국뿐 아니라 영국과 일본 등 글로벌 시장에서 전설적인 스테디셀러로 사랑받았습니다.</w:t>
       </w:r>
     </w:p>
     <w:p>
@@ -230,7 +249,7 @@
           <w:b w:val="0"/>
           <w:sz w:val="21"/>
         </w:rPr>
-        <w:t>그래미 평생공로상(Grammy Lifetime Achievement Award)을 수상하였으며, 로큰롤 명예의 전당(Rock and Roll Hall of Fame)과 컨트리 음악 명예의 전당(Country Music Hall of Fame)에 동시 헌액되는 등 음악계의 최고 권위를 두루 공인받았습니다.</w:t>
+        <w:t>수록곡 다수가 그래미 어워드 후보에 올랐으며, 브렌다 리는 이후 로큰롤 명예의 전당(Rock and Roll Hall of Fame)과 컨트리 음악 명예의 전당(Country Music Hall of Fame)에 헌액되며 음악계의 불멸의 거장으로 공인받았습니다.</w:t>
       </w:r>
     </w:p>
     <w:p>
@@ -368,7 +387,7 @@
           <w:b w:val="0"/>
           <w:sz w:val="21"/>
         </w:rPr>
-        <w:t>브렌다 리는 어린 나이에 이미 성숙한 흉성과 폭발적인 성량, 짙은 감수성을 겸비하여 전 세계를 전율케 한 독보적인 보컬리스트입니다. 로커빌리의 다이내믹한 에너지와 내슈빌 사운드의 서정성을 완벽하게 융합하며 현대 여성 팝 보컬의 표현 영역을 개척한 팝 역사의 거목입니다.</w:t>
+        <w:t>폭발적인 샤우팅과 깊은 한(恨)이 서린 서정미를 동시에 구사하며 1960년대 미국 빌보드 차트에서 가장 많은 히트곡을 기록한 여성 솔로 아티스트입니다. 로큰롤과 팝, 컨트리 장르의 가교를 놓으며 20세기 대중가요 가창의 새로운 지평을 열었습니다.</w:t>
       </w:r>
     </w:p>
     <w:p>
@@ -413,7 +432,7 @@
           <w:b w:val="0"/>
           <w:sz w:val="21"/>
         </w:rPr>
-        <w:t>본 앨범은 1950~60년대 미국 대중음악이 로큰롤의 태동기에서 세련된 팝 오케스트레이션으로 이행하던 변혁기의 미학을 가장 우아하게 집대성한 걸작입니다. 한 명의 가수가 로큰롤, 틴 팝, 서정적인 어덜트 컨템포러리 발라드를 아우르며 달성한 음악적 성취는 팝 음악사에서 유례를 찾기 힘든 높은 완성도를 자랑합니다.</w:t>
+        <w:t>컨트리 음악의 본산인 내슈빌 사운드가 팝 음악의 주류로 완벽히 도약했음을 증명하는 음반입니다. 오웬 브래들리의 유려한 프로듀싱과 브렌다 리의 천재적인 가창력이 결합하여 1960년대 여성 보컬 팝의 완벽한 텍스트로 음악사에 굵직한 족적을 남겼습니다.</w:t>
       </w:r>
     </w:p>
     <w:p>
@@ -444,7 +463,7 @@
           <w:b w:val="0"/>
           <w:sz w:val="21"/>
         </w:rPr>
-        <w:t>1960년대 라디오 전파와 주크박스를 타고 흐르던 그녀의 절절한 절규와 속삭임은 전후의 풍요 속에서도 고독과 실연의 아픔을 겪던 수많은 젊은이들에게 구원의 멜로디였습니다. LP의 그루브마다 아로새겨진 선율은 빛바랜 흑백 사진 속 청춘들이 품었던 낭만과 순수의 숨결을 생생하게 되살려냅니다.</w:t>
+        <w:t>2차 세계대전 이후 풍요로움과 급격한 문화적 변혁이 교차하던 1960년대 미국, 주크박스와 라디오를 통해 청춘들의 가슴을 적시던 낭만과 멜랑콜리가 LP의 홈마다 애틋한 숨결로 살아 숨 쉬고 있습니다.</w:t>
       </w:r>
     </w:p>
     <w:p>
@@ -489,7 +508,7 @@
           <w:b w:val="0"/>
           <w:sz w:val="21"/>
         </w:rPr>
-        <w:t>빌보드 핫 100 1위를 기록하며 세기의 이별 명곡으로 자리매김한 "I'm Sorry"의 애절한 독백과 절제된 비브라토, 초기 로커빌리의 재기발랄함이 돋보이는 "Sweet Nothin's", 그리고 유려한 스트링 편곡 위로 고독을 노래하는 "All Alone Am I"에 이르기까지 서정미의 극치를 보여주는 명곡들이 즐비합니다.</w:t>
+        <w:t>전 세계적인 사랑을 받은 불멸의 빌보드 1위 곡이자 이별의 비장미를 극대화한 'I'm Sorry', 경쾌하면서도 폭발적인 에너지를 내뿜는 'Sweet Nothin's', 그리고 깊은 고독과 슬픔을 드라마틱하게 노래한 'All Alone Am I' 등 브렌다 리의 보컬 스펙트럼을 망라하는 대표작들이 빼곡히 채워져 있습니다.</w:t>
       </w:r>
     </w:p>
     <w:p>
@@ -520,7 +539,7 @@
           <w:b w:val="0"/>
           <w:sz w:val="21"/>
         </w:rPr>
-        <w:t>진공관 앰프의 부드러운 배음과 턴테이블 카트리지가 긁어내는 온화한 마찰음 속에서 브렌다 리의 보컬은 한층 더 농밀한 육성(肉聲)의 질감으로 피어납니다. 데카 오리지널 프레싱 특유의 두터운 중저역과 정갈한 현악 오케스트레이션의 공간감은 디지털 음원으로는 결코 도달할 수 없는 아날로그의 품격을 선사합니다.</w:t>
+        <w:t>진공관 앰프의 따스한 온기와 두툼한 중음역대를 지원하는 턴테이블 카트리지를 통해 청취할 때, 브렌다 리 특유의 허스키하면서도 호소력 짙은 비브라토가 리스닝 룸을 가득 메우며 깊은 아날로그의 정취를 극대화합니다.</w:t>
       </w:r>
     </w:p>
     <w:p>
@@ -551,7 +570,7 @@
           <w:b w:val="0"/>
           <w:sz w:val="21"/>
         </w:rPr>
-        <w:t>팝 보컬의 전성기를 이끌었던 디바의 대표곡들을 최상의 아날로그 사운드로 온전히 조우할 수 있는 앨범으로, 시대를 초월한 명곡의 오리지널리티를 간직하고자 하는 정통 LP 컬렉터라면 필히 턴테이블 곁에 두어야 할 음반입니다.</w:t>
+        <w:t>팝 보컬의 황금기를 대표하는 상징적인 음반이자, 원판 Decca 프레싱의 뛰어난 음질과 빈티지한 재킷 아트로 인해 오리지널 아날로그 사운드를 추구하는 정통 LP 컬렉터라면 필히 소장해야 할 마스터피스입니다.</w:t>
       </w:r>
     </w:p>
     <w:p>
@@ -565,7 +584,7 @@
           <w:color w:val="4338CA"/>
           <w:sz w:val="21"/>
         </w:rPr>
-        <w:t>이 음반을 통해 반세기 전 브렌다 리의 순수한 열정과 서정이 아날로그 그루브를 타고 전해주는 감동을 다시 한번 경험해 보시는 것은 어떨까요?</w:t>
+        <w:t>이 음반을 통해 반세기의 세월을 건너 브렌다 리의 작은 체구에서 뿜어져 나오는 거대한 슬픔과 환희가 전해주는 감동을 다시 한번 경험해 보시는 것은 어떨까요?</w:t>
       </w:r>
     </w:p>
     <w:sectPr>
